--- a/完整版全部流程.docx
+++ b/完整版全部流程.docx
@@ -357,7 +357,7 @@
         </w:rPr>
       </w:pPr>
       <w:r>
-        <w:t>Agent2根据画像中的知识盲区列表，找到第一个“未开始”的盲区，查询知识图谱获取对应的知识板块信息（板块名称、预估时长、前置要求），返回给Orchestrator。</w:t>
+        <w:t>Agent2根据画像中的知识盲区列表，先确定当前要学习的知识板块，再结合 knowledge_subtopics 中的子知识点顺序、预计学习时长和用户的 daily_hours，选择当前最合适的一个子知识点阶段返回给 Orchestrator。</w:t>
       </w:r>
     </w:p>
     <w:p>
@@ -381,7 +381,7 @@
         </w:rPr>
       </w:pPr>
       <w:r>
-        <w:t>下一个学习阶段主题（如“Transformer架构原理”）</w:t>
+        <w:t>下一个学习阶段主题（当前子知识点，如“Self-Attention 计算公式”）</w:t>
       </w:r>
     </w:p>
     <w:p>
@@ -395,7 +395,7 @@
         </w:rPr>
       </w:pPr>
       <w:r>
-        <w:t>预估时长（2小时）</w:t>
+        <w:t>预估时长（来自该子知识点的 estimated_hours，例如 1 小时）</w:t>
       </w:r>
     </w:p>
     <w:p>
@@ -409,15 +409,7 @@
         </w:rPr>
       </w:pPr>
       <w:r>
-        <w:t>前置要求（“需要</w:t>
-      </w:r>
-      <w:proofErr w:type="spellStart"/>
-      <w:r>
-        <w:t>PyTorch</w:t>
-      </w:r>
-      <w:proofErr w:type="spellEnd"/>
-      <w:r>
-        <w:t>基础”）</w:t>
+        <w:t>前置要求（可能来自知识板块前置要求，也可能来自前一个子知识点）</w:t>
       </w:r>
     </w:p>
     <w:p>
@@ -441,36 +433,29 @@
         </w:rPr>
       </w:pPr>
       <w:r>
-        <w:rPr>
+        <w:t>注意：此时只生成当前这一个子知识点阶段的内容，不生成后面所有阶段。因为后面的阶段可能在当前阶段结束后根据测试结果调整策略，也可能继续推进同一板块下的下一个子知识点。</w:t>
+      </w:r>
+    </w:p>
+    <w:p>
+      <w:pPr>
+        <w:rPr>
+          <w:rFonts w:hint="eastAsia"/>
+        </w:rPr>
+      </w:pPr>
+    </w:p>
+    <w:p>
+      <w:pPr>
+        <w:rPr>
+          <w:rFonts w:hint="eastAsia"/>
           <w:b/>
           <w:bCs/>
         </w:rPr>
-        <w:t>注意：</w:t>
-      </w:r>
-      <w:r>
-        <w:t> 此时只生成这一个阶段的内容，不生成后面所有阶段。因为后面的阶段可能在阶段1结束后根据测试结果调整策略（降维或进阶）。</w:t>
-      </w:r>
-    </w:p>
-    <w:p>
-      <w:pPr>
-        <w:rPr>
-          <w:rFonts w:hint="eastAsia"/>
-        </w:rPr>
-      </w:pPr>
-    </w:p>
-    <w:p>
-      <w:pPr>
-        <w:rPr>
-          <w:rFonts w:hint="eastAsia"/>
+      </w:pPr>
+      <w:r>
+        <w:rPr>
           <w:b/>
           <w:bCs/>
         </w:rPr>
-      </w:pPr>
-      <w:r>
-        <w:rPr>
-          <w:b/>
-          <w:bCs/>
-        </w:rPr>
         <w:t>第三步：用户点击开始学习 → 生成学习材料包</w:t>
       </w:r>
     </w:p>
@@ -491,7 +476,7 @@
         </w:rPr>
       </w:pPr>
       <w:r>
-        <w:t>Agent3根据该阶段的知识板块ID，从知识库检索对应文档，调用LLM生成学习资料（Markdown格式教程），从题库中抽取对应题目的初始版本，生成完整的学习材料包（含教程、代码块、测试题初版）。</w:t>
+        <w:t>Agent3根据当前阶段的 block_id 与 subtopic_id，从知识库检索对应文档，调用LLM生成学习资料（Markdown格式教程），从题库中抽取对应题目的初始版本，生成完整的学习材料包（含教程、代码块、测试题初版）。</w:t>
       </w:r>
     </w:p>
     <w:p>
@@ -760,7 +745,7 @@
         </w:rPr>
       </w:pPr>
       <w:r>
-        <w:t>用户输入问题后，Orchestrator调用Agent3（答疑模式）。Agent3从知识库检索相关知识，调用LLM生成回答。回答生成后，同样触发Agent4和5的并行审核（检查回答是否有幻觉、是否适配用户水平）。审核通过后回答展示给用户。</w:t>
+        <w:t>用户输入问题后，Orchestrator调用Agent3（答疑模式）。Agent3先走FAQ向量检索链路；若未命中，再结合当前阶段的 block_id、subtopic_id 从 knowledge_docs/knowledge_chunks 中检索相关知识，调用LLM生成回答。回答生成后，同样触发Agent4和5的并行审核（检查回答是否有幻觉、是否适配用户水平）。审核通过后回答展示给用户。</w:t>
       </w:r>
     </w:p>
     <w:p>
@@ -900,7 +885,7 @@
         </w:rPr>
       </w:pPr>
       <w:r>
-        <w:t>测试题来源：Agent3生成学习包时从数据库题库中抽取的题目，不需要Agent3每次临时生成。</w:t>
+        <w:t>测试题来源：Agent3生成学习包时从数据库题库中抽取的题目，不需要Agent3每次临时生成；当前代码中的题目仍按知识板块组织，但学习阶段已经细化到子知识点。</w:t>
       </w:r>
     </w:p>
     <w:p>
@@ -986,8 +971,7 @@
         </w:rPr>
       </w:pPr>
       <w:r>
-        <w:lastRenderedPageBreak/>
-        <w:t>Agent6同时更新画像：将当前阶段的知识板块标记为“部分掌握”或“已掌握”，并更新用户数据（学习节奏、信心指数等）。</w:t>
+        <w:t>Agent6同时更新画像：将当前阶段对应的子知识点学习结果折算到知识盲区进度中；如果该知识板块下仍有未完成子知识点，则保持“学习中”，只有当该板块相关子知识点全部完成后，才会标记为“已掌握”，并同步更新学习节奏、信心指数等用户数据。</w:t>
       </w:r>
     </w:p>
     <w:p>
@@ -1025,7 +1009,7 @@
         </w:rPr>
       </w:pPr>
       <w:r>
-        <w:t>多边形图更新（对应的知识盲区从红色变为黄色或绿色）</w:t>
+        <w:t>多边形图更新（对应知识盲区会随着子知识点逐步推进而变化，不再是一整个大板块一次性从红色变为绿色）</w:t>
       </w:r>
     </w:p>
     <w:p>
@@ -1039,7 +1023,7 @@
         </w:rPr>
       </w:pPr>
       <w:r>
-        <w:t>下一阶段信息（主题、预估时长、策略说明）</w:t>
+        <w:t>下一阶段信息（主题、预估时长、策略说明；可能是同一知识板块下的下一个子知识点）</w:t>
       </w:r>
     </w:p>
     <w:p>
@@ -1086,15 +1070,7 @@
         </w:rPr>
       </w:pPr>
       <w:r>
-        <w:t>Orchestrator将Agent6的</w:t>
-      </w:r>
-      <w:proofErr w:type="spellStart"/>
-      <w:r>
-        <w:t>updated_profile</w:t>
-      </w:r>
-      <w:proofErr w:type="spellEnd"/>
-      <w:r>
-        <w:t>喂给Agent1，重新生成完整画像。然后Agent2根据新画像生成下一阶段（阶段2）的内容。用户点击“开始阶段2”，重复第三步到第六步。</w:t>
+        <w:t>Orchestrator将Agent6的 updated_profile 喂给Agent1，重新生成完整画像。然后Agent2根据新画像生成下一阶段（可能是当前板块下一个子知识点，也可能是下一个知识板块）的内容。用户点击“开始下一阶段”，重复第三步到第六步。</w:t>
       </w:r>
     </w:p>
     <w:p>
@@ -1311,6 +1287,11 @@
             </a:graphic>
           </wp:inline>
         </w:drawing>
+      </w:r>
+    </w:p>
+    <w:p>
+      <w:r>
+        <w:t>当前知识种子数据已拆分为 5 个 JSON 文件：knowledge_blocks.json、knowledge_subtopics.json、knowledge_docs.json、faq_items.json、test_questions.json。导入脚本会将其写入 project.db，其中 Agent2 读取 knowledge_subtopics 进行阶段规划，Agent3 读取 knowledge_docs 与 FAQ 数据进行内容生成与答疑。</w:t>
       </w:r>
     </w:p>
     <w:sectPr>

--- a/完整版全部流程.docx
+++ b/完整版全部流程.docx
@@ -244,7 +244,7 @@
         </w:rPr>
       </w:pPr>
       <w:r>
-        <w:t>Agent1分析用户输入，提取技能标签和知识盲区，计算置信度</w:t>
+        <w:t>Agent1 以用户表单字段为事实源，结合别名匹配与轻量中文语义召回识别候选知识板块，再计算画像置信度。LLM 只在候选目录内细化盲区。</w:t>
       </w:r>
     </w:p>
     <w:p>
@@ -258,7 +258,7 @@
         </w:rPr>
       </w:pPr>
       <w:r>
-        <w:t>如果置信度低（比如只说了两句话），Agent1追问补充信息</w:t>
+        <w:t>如果证据不足、目标属于目录外领域或出现 LoRA/LoRa 语义歧义，Agent1 返回低置信度并追问，不硬选知识板块。</w:t>
       </w:r>
     </w:p>
     <w:p>
@@ -347,17 +347,17 @@
         </w:rPr>
       </w:pPr>
       <w:r>
-        <w:t>画像确认后，Orchestrator调用Agent2。</w:t>
-      </w:r>
-    </w:p>
-    <w:p>
-      <w:pPr>
-        <w:rPr>
-          <w:rFonts w:hint="eastAsia"/>
-        </w:rPr>
-      </w:pPr>
-      <w:r>
-        <w:t>Agent2根据画像中的知识盲区列表，先确定当前要学习的知识板块，再结合 knowledge_subtopics 中的子知识点顺序、预计学习时长和用户的 daily_hours，选择当前最合适的一个子知识点阶段返回给 Orchestrator。</w:t>
+        <w:t>画像置信度达标后，Orchestrator 调用 Agent1 的 generate_stage（逻辑上承担 Agent2 的阶段规划职责）。</w:t>
+      </w:r>
+    </w:p>
+    <w:p>
+      <w:pPr>
+        <w:rPr>
+          <w:rFonts w:hint="eastAsia"/>
+        </w:rPr>
+      </w:pPr>
+      <w:r>
+        <w:t>Agent1 的 generate_stage 根据已映射的知识盲区、knowledge_subtopics、知识图谱先修关系、subtopic_status 和 daily_hours，选择当前最合适的一个子知识点阶段返回给 Orchestrator。</w:t>
       </w:r>
     </w:p>
     <w:p>
@@ -486,8 +486,7 @@
         </w:rPr>
       </w:pPr>
       <w:r>
-        <w:lastRenderedPageBreak/>
-        <w:t>Agent3输出V1版本的学习包，Orchestrator将V1同时发给Agent4和Agent5进行并行审核。</w:t>
+        <w:t>Agent3 输出 V1 版本的学习包，Orchestrator 将 V1 交给 Agent4 进行统一技术与教学质量审核。</w:t>
       </w:r>
     </w:p>
     <w:p>
@@ -508,7 +507,7 @@
           <w:b/>
           <w:bCs/>
         </w:rPr>
-        <w:t>这里处理并行审核的细节：</w:t>
+        <w:t>这里处理统一审核的细节：</w:t>
       </w:r>
     </w:p>
     <w:p>
@@ -522,7 +521,7 @@
         </w:rPr>
       </w:pPr>
       <w:r>
-        <w:t>Agent4负责技术审核（检查幻觉、技术错误、代码语法、行业规范）</w:t>
+        <w:t>Agent4 负责技术与教学质量审核（检查幻觉、技术错误、代码语法、行业规范、难度、认知负荷和风格适配）。</w:t>
       </w:r>
     </w:p>
     <w:p>
@@ -536,7 +535,7 @@
         </w:rPr>
       </w:pPr>
       <w:r>
-        <w:t>Agent5负责质量评审（检查难度匹配度、认知负荷、风格适配）</w:t>
+        <w:t>原 Agent5 的质量评审能力已合并到 Agent4，不再作为独立运行代理。</w:t>
       </w:r>
     </w:p>
     <w:p>
@@ -550,7 +549,7 @@
         </w:rPr>
       </w:pPr>
       <w:r>
-        <w:t>Orchestrator等待两者都完成，汇总两份报错清单，一次性发给Agent3修改</w:t>
+        <w:t>Orchestrator 等待 Agent4 的统一结果，一次性将结构化 issue 发给 Agent3 修改。</w:t>
       </w:r>
     </w:p>
     <w:p>
@@ -564,7 +563,7 @@
         </w:rPr>
       </w:pPr>
       <w:r>
-        <w:t>Agent3修改后输出V2，再次同时发给Agent4和5审核</w:t>
+        <w:t>Agent3 修改后输出 V2，再次交给 Agent4 审核。</w:t>
       </w:r>
     </w:p>
     <w:p>
@@ -596,11 +595,9 @@
           <w:b/>
           <w:bCs/>
         </w:rPr>
-        <w:t>关键原则：</w:t>
-      </w:r>
-      <w:r>
-        <w:t> 基于同一个版本审核，汇总后一次性修改，不采用逐个反馈逐个修改的方式，避免版本冲突</w:t>
-      </w:r>
+        <w:t>关键原则：基于同一个版本审核，汇总后一次性修改，不采用逐个反馈逐个修改的方式，避免版本冲突。</w:t>
+      </w:r>
+      <w:r/>
     </w:p>
     <w:p>
       <w:pPr>
@@ -745,7 +742,7 @@
         </w:rPr>
       </w:pPr>
       <w:r>
-        <w:t>用户输入问题后，Orchestrator调用Agent3（答疑模式）。Agent3先走FAQ向量检索链路；若未命中，再结合当前阶段的 block_id、subtopic_id 从 knowledge_docs/knowledge_chunks 中检索相关知识，调用LLM生成回答。回答生成后，同样触发Agent4和5的并行审核（检查回答是否有幻觉、是否适配用户水平）。审核通过后回答展示给用户。</w:t>
+        <w:t>用户输入问题后，Orchestrator 调用 Agent3（答疑模式）。Agent3 先走 FAQ 向量检索链路；若未命中，再结合当前阶段的 block_id、subtopic_id 检索相关知识并调用 LLM。回答生成后交给 Agent4 做统一技术与教学质量审核，审核通过后展示给用户。</w:t>
       </w:r>
     </w:p>
     <w:p>
@@ -971,7 +968,7 @@
         </w:rPr>
       </w:pPr>
       <w:r>
-        <w:t>Agent6同时更新画像：将当前阶段对应的子知识点学习结果折算到知识盲区进度中；如果该知识板块下仍有未完成子知识点，则保持“学习中”，只有当该板块相关子知识点全部完成后，才会标记为“已掌握”，并同步更新学习节奏、信心指数等用户数据。</w:t>
+        <w:t>Agent6 同时更新学习状态：将当前阶段对应的子知识点学习结果折算到知识盲区进度中，并同步更新学习节奏、信心指数等用户数据。Agent6 不重新推断或改写 Agent1 生成的 block_id、block_name、target_subtopic_ids、mapping_confidence，只更新并透传映射对应的学习状态。</w:t>
       </w:r>
     </w:p>
     <w:p>
@@ -1023,7 +1020,7 @@
         </w:rPr>
       </w:pPr>
       <w:r>
-        <w:t>下一阶段信息（主题、预估时长、策略说明；可能是同一知识板块下的下一个子知识点）</w:t>
+        <w:t>用户点击“生成下一阶段”后，由 Agent1 的 generate_stage 返回下一阶段信息（主题、预估时长、策略说明；可能是同一知识板块下的下一个子知识点）。</w:t>
       </w:r>
     </w:p>
     <w:p>
@@ -1060,17 +1057,17 @@
           <w:b/>
           <w:bCs/>
         </w:rPr>
-        <w:t>第七步 → 重新回到第一步（进入下一阶段循环）</w:t>
-      </w:r>
-    </w:p>
-    <w:p>
-      <w:pPr>
-        <w:rPr>
-          <w:rFonts w:hint="eastAsia"/>
-        </w:rPr>
-      </w:pPr>
-      <w:r>
-        <w:t>Orchestrator将Agent6的 updated_profile 喂给Agent1，重新生成完整画像。然后Agent2根据新画像生成下一阶段（可能是当前板块下一个子知识点，也可能是下一个知识板块）的内容。用户点击“开始下一阶段”，重复第三步到第六步。</w:t>
+        <w:t>第七步 → 用户确认后规划下一阶段循环</w:t>
+      </w:r>
+    </w:p>
+    <w:p>
+      <w:pPr>
+        <w:rPr>
+          <w:rFonts w:hint="eastAsia"/>
+        </w:rPr>
+      </w:pPr>
+      <w:r>
+        <w:t>complete_stage 只保存 Agent6 的更新结果；用户确认继续后，Orchestrator 调用 Agent1 的 generate_stage 生成并保存 next_stage。用户点击“开始下一阶段”后，重复第三步到第六步。</w:t>
       </w:r>
     </w:p>
     <w:p>
@@ -1103,7 +1100,7 @@
         </w:rPr>
       </w:pPr>
       <w:r>
-        <w:t>每次Agent1更新画像后，检查是否所有知识盲区都已标记为“已掌握”。如果是，大目标达成，Orchestrator生成结业报告（含掌握度变化曲线、学习总时长、各阶段正确率趋势、最终能力清单、下一步建议），对话服务结束。</w:t>
+        <w:t>每次阶段完成后检查所有 knowledge_gaps 的 progress 是否达到 1.0。如果全部掌握，大目标达成，Orchestrator 生成结业报告（含掌握度变化曲线、学习总时长、各阶段正确率趋势、最终能力清单、下一步建议），对话服务结束。</w:t>
       </w:r>
     </w:p>
     <w:p>
@@ -1291,7 +1288,7 @@
     </w:p>
     <w:p>
       <w:r>
-        <w:t>当前知识种子数据已拆分为 5 个 JSON 文件：knowledge_blocks.json、knowledge_subtopics.json、knowledge_docs.json、faq_items.json、test_questions.json。导入脚本会将其写入 project.db，其中 Agent2 读取 knowledge_subtopics 进行阶段规划，Agent3 读取 knowledge_docs 与 FAQ 数据进行内容生成与答疑。</w:t>
+        <w:t>当前知识种子数据已拆分为 5 个 JSON 文件：knowledge_blocks.json、knowledge_subtopics.json、knowledge_docs.json、faq_items.json、test_questions.json。导入脚本会将其写入 project.db。Agent1 的 generate_stage 读取 knowledge_subtopics 进行阶段规划；Agent1 语义索引从 knowledge_docs 派生，Agent3 读取 knowledge_docs 与 FAQ 数据进行内容生成与答疑。开发/部署侧需预置约 90MB 的 FastEmbed 模型缓存和 agent1_knowledge_docs 索引，普通用户无需下载或初始化。</w:t>
       </w:r>
     </w:p>
     <w:sectPr>

--- a/完整版全部流程.docx
+++ b/完整版全部流程.docx
@@ -357,7 +357,7 @@
         </w:rPr>
       </w:pPr>
       <w:r>
-        <w:t>Agent1 的 generate_stage 根据已映射的知识盲区、knowledge_subtopics、知识图谱先修关系、subtopic_status 和 daily_hours，选择当前最合适的一个子知识点阶段返回给 Orchestrator。</w:t>
+        <w:t>Agent1 的 generate_stage 根据已映射目标知识点的硬前置闭包、knowledge_subtopics、subtopic_status 和 daily_hours，选择当前最合适的一个子知识点阶段返回给 Orchestrator。</w:t>
       </w:r>
     </w:p>
     <w:p>
@@ -395,7 +395,7 @@
         </w:rPr>
       </w:pPr>
       <w:r>
-        <w:t>预估时长（来自该子知识点的 estimated_hours，例如 1 小时）</w:t>
+        <w:t>预估时长（来自该子知识点的原始 estimated_hours；环境准备任务可以为 0 小时），并返回每日建议投入与建议完成天数</w:t>
       </w:r>
     </w:p>
     <w:p>
@@ -409,7 +409,7 @@
         </w:rPr>
       </w:pPr>
       <w:r>
-        <w:t>前置要求（可能来自知识板块前置要求，也可能来自前一个子知识点）</w:t>
+        <w:t>前置要求（仅显示会阻塞当前知识点的直接硬前置；推荐环境准备不阻塞阶段生成）</w:t>
       </w:r>
     </w:p>
     <w:p>
@@ -742,7 +742,7 @@
         </w:rPr>
       </w:pPr>
       <w:r>
-        <w:t>用户输入问题后，Orchestrator 调用 Agent3（答疑模式）。Agent3 先走 FAQ 向量检索链路；若未命中，再结合当前阶段的 block_id、subtopic_id 检索相关知识并调用 LLM。回答生成后交给 Agent4 做统一技术与教学质量审核，审核通过后展示给用户。</w:t>
+        <w:t>用户输入问题后，Orchestrator调用Agent3（答疑模式）。Agent3结合当前阶段的 block_id、subtopic_id 从 knowledge_docs/knowledge_chunks 中检索相关知识，并调用LLM生成回答。回答生成后，同样触发Agent4和5的并行审核（检查回答是否有幻觉、是否适配用户水平）。审核通过后回答展示给用户。</w:t>
       </w:r>
     </w:p>
     <w:p>
@@ -1288,7 +1288,7 @@
     </w:p>
     <w:p>
       <w:r>
-        <w:t>当前知识种子数据已拆分为 5 个 JSON 文件：knowledge_blocks.json、knowledge_subtopics.json、knowledge_docs.json、faq_items.json、test_questions.json。导入脚本会将其写入 project.db。Agent1 的 generate_stage 读取 knowledge_subtopics 进行阶段规划；Agent1 语义索引从 knowledge_docs 派生，Agent3 读取 knowledge_docs 与 FAQ 数据进行内容生成与答疑。开发/部署侧需预置约 90MB 的 FastEmbed 模型缓存和 agent1_knowledge_docs 索引，普通用户无需下载或初始化。</w:t>
+        <w:t>用户输入问题后，Orchestrator调用Agent3（答疑模式）。Agent3结合当前阶段的 block_id、subtopic_id 从 knowledge_docs/knowledge_chunks 中检索相关知识，并调用LLM生成回答。回答生成后，同样触发Agent4和5的并行审核（检查回答是否有幻觉、是否适配用户水平）。审核通过后回答展示给用户。</w:t>
       </w:r>
     </w:p>
     <w:sectPr>

--- a/完整版全部流程.docx
+++ b/完整版全部流程.docx
@@ -357,7 +357,7 @@
         </w:rPr>
       </w:pPr>
       <w:r>
-        <w:t>Agent1 的 generate_stage 根据已映射目标知识点的硬前置闭包、knowledge_subtopics、subtopic_status 和 daily_hours，选择当前最合适的一个子知识点阶段返回给 Orchestrator。</w:t>
+        <w:t>Agent1 的 generate_stage 根据已映射目标知识点的硬前置闭包、knowledge_subtopics、subtopic_status 和 daily_hours，在同一板块内选择一个或多个连续且已解锁的子知识点组成当前阶段，再返回给 Orchestrator。</w:t>
       </w:r>
     </w:p>
     <w:p>
@@ -409,7 +409,7 @@
         </w:rPr>
       </w:pPr>
       <w:r>
-        <w:t>前置要求（仅显示会阻塞当前知识点的直接硬前置；推荐环境准备不阻塞阶段生成）</w:t>
+        <w:t>前置要求（仅显示会阻塞阶段内首个子知识点的直接硬前置；推荐环境准备不阻塞阶段生成）</w:t>
       </w:r>
     </w:p>
     <w:p>
@@ -433,7 +433,7 @@
         </w:rPr>
       </w:pPr>
       <w:r>
-        <w:t>注意：此时只生成当前这一个子知识点阶段的内容，不生成后面所有阶段。因为后面的阶段可能在当前阶段结束后根据测试结果调整策略，也可能继续推进同一板块下的下一个子知识点。</w:t>
+        <w:t>注意：此时只生成当前一个学习阶段的内容。该阶段可包含一个或多个连续且已解锁的子知识点，累计预计时长不超过用户的 daily_hours；不生成后面所有阶段。因为后面的阶段可能在当前阶段结束后根据测试结果调整策略，也可能继续推进同一板块下的后续子知识点。</w:t>
       </w:r>
     </w:p>
     <w:p>
@@ -1020,7 +1020,7 @@
         </w:rPr>
       </w:pPr>
       <w:r>
-        <w:t>用户点击“生成下一阶段”后，由 Agent1 的 generate_stage 返回下一阶段信息（主题、预估时长、策略说明；可能是同一知识板块下的下一个子知识点）。</w:t>
+        <w:t>用户点击“生成下一阶段”后，由 Agent1 的 generate_stage 返回下一阶段信息（子知识点列表、预估时长、策略说明；可能继续推进同一知识板块下的后续子知识点）。</w:t>
       </w:r>
     </w:p>
     <w:p>

--- a/完整版全部流程.docx
+++ b/完整版全部流程.docx
@@ -476,17 +476,17 @@
         </w:rPr>
       </w:pPr>
       <w:r>
-        <w:t>Agent3根据当前阶段的 block_id 与 subtopic_id，从知识库检索对应文档，调用LLM生成学习资料（Markdown格式教程），从题库中抽取对应题目的初始版本，生成完整的学习材料包（含教程、代码块、测试题初版）。</w:t>
-      </w:r>
-    </w:p>
-    <w:p>
-      <w:pPr>
-        <w:rPr>
-          <w:rFonts w:hint="eastAsia"/>
-        </w:rPr>
-      </w:pPr>
-      <w:r>
-        <w:t>Agent3 输出 V1 版本的学习包，Orchestrator 将 V1 交给 Agent4 进行统一技术与教学质量审核。</w:t>
+        <w:t>Agent3根据当前阶段的 block_id 与 subtopic_id，从 knowledge_chunks 取得原始内容块，按块调用LLM做用户画像个性化处理；每个输出块保留 source_chunk_id、heading_path、标题级别、原文行号和来源说明，并从题库抽取对应题目的初始版本。</w:t>
+      </w:r>
+    </w:p>
+    <w:p>
+      <w:pPr>
+        <w:rPr>
+          <w:rFonts w:hint="eastAsia"/>
+        </w:rPr>
+      </w:pPr>
+      <w:r>
+        <w:t>Agent3 首轮最多并发生成2个内容块；每个块生成完成后立即交给 Agent4 独立审核，Agent4审核并发上限为2。所有块首轮审核完成后，Orchestrator按 content_block_id 分组构造一次完整 issue_package。</w:t>
       </w:r>
     </w:p>
     <w:p>
@@ -549,7 +549,7 @@
         </w:rPr>
       </w:pPr>
       <w:r>
-        <w:t>Orchestrator 等待 Agent4 的统一结果，一次性将结构化 issue 发给 Agent3 修改。</w:t>
+        <w:t>Orchestrator 等待所有块完成首轮审核后，将按 content_block_id 分组的完整问题列表一次性交给 Agent3；没有问题的块不进入列表。</w:t>
       </w:r>
     </w:p>
     <w:p>
@@ -563,7 +563,7 @@
         </w:rPr>
       </w:pPr>
       <w:r>
-        <w:t>Agent3 修改后输出 V2，再次交给 Agent4 审核。</w:t>
+        <w:t>Agent3 建立待修改块队列，最多并发修改2个块；每个块修订完成后立即交给 Agent4 复核，并携带递增的 content_version 与 revision_note。</w:t>
       </w:r>
     </w:p>
     <w:p>
@@ -577,7 +577,7 @@
         </w:rPr>
       </w:pPr>
       <w:r>
-        <w:t>循环直到通过或达到最大修改次数（3次）</w:t>
+        <w:t>每轮复核后只把仍未解决的问题重新组成完整问题列表，最多交付3次；全部块通过后按原顺序聚合为学习包，超过上限的块标记 needs_human_review。</w:t>
       </w:r>
     </w:p>
     <w:p>
@@ -591,13 +591,8 @@
         </w:rPr>
       </w:pPr>
       <w:r>
-        <w:rPr>
-          <w:b/>
-          <w:bCs/>
-        </w:rPr>
-        <w:t>关键原则：基于同一个版本审核，汇总后一次性修改，不采用逐个反馈逐个修改的方式，避免版本冲突。</w:t>
-      </w:r>
-      <w:r/>
+        <w:t>关键原则：首轮问题集中反馈，但修改和复核按块并行推进；一个块的复核不阻塞其他块的修改。若没有可用 knowledge_chunks，才回退旧的整包链路。</w:t>
+      </w:r>
     </w:p>
     <w:p>
       <w:pPr>
@@ -742,7 +737,7 @@
         </w:rPr>
       </w:pPr>
       <w:r>
-        <w:t>用户输入问题后，Orchestrator调用Agent3（答疑模式）。Agent3结合当前阶段的 block_id、subtopic_id 从 knowledge_docs/knowledge_chunks 中检索相关知识，并调用LLM生成回答。回答生成后，同样触发Agent4和5的并行审核（检查回答是否有幻觉、是否适配用户水平）。审核通过后回答展示给用户。</w:t>
+        <w:t>用户输入问题后，Orchestrator调用Agent3（答疑模式）。Agent3结合当前阶段的 block_id、subtopic_id 从 knowledge_docs/knowledge_chunks 中检索相关知识，并调用LLM生成回答。回答生成后触发 Agent4 审核（Agent5 的质量能力已合并到 Agent4，Agent5 不再独立运行）。审核通过后回答展示给用户。</w:t>
       </w:r>
     </w:p>
     <w:p>
@@ -1288,7 +1283,7 @@
     </w:p>
     <w:p>
       <w:r>
-        <w:t>用户输入问题后，Orchestrator调用Agent3（答疑模式）。Agent3结合当前阶段的 block_id、subtopic_id 从 knowledge_docs/knowledge_chunks 中检索相关知识，并调用LLM生成回答。回答生成后，同样触发Agent4和5的并行审核（检查回答是否有幻觉、是否适配用户水平）。审核通过后回答展示给用户。</w:t>
+        <w:t>用户输入问题后，Orchestrator调用Agent3（答疑模式）。Agent3结合当前阶段的 block_id、subtopic_id 从 knowledge_docs/knowledge_chunks 中检索相关知识，并调用LLM生成回答。回答生成后由 Agent4 统一进行技术与质量审核（Agent5 已合并，不再独立运行），审核通过后回答展示给用户。</w:t>
       </w:r>
     </w:p>
     <w:sectPr>

--- a/完整版全部流程.docx
+++ b/完整版全部流程.docx
@@ -16,7 +16,7 @@
         <w:t>这是一个多Agent协同的AI实训导师系统。</w:t>
       </w:r>
       <w:r>
-        <w:t> 用户通过对话栏告诉系统“我是谁、想学什么、每天能学多久、喜欢怎么学”，系统生成一个学习画像，然后一个阶段接一个阶段地给用户推送学习内容。每个阶段结束后，系统会出题测试，根据测试结果动态调整下一阶段的学习策略（降维解释/正常推进/进阶挑战），直到用户达成学习目标。</w:t>
+        <w:t xml:space="preserve"> 用户通过对话栏告诉系统“我是谁、想学什么、每天能学多久、喜欢怎么学”，系统生成一个学习画像，然后一个阶段接一个阶段地给用户推送学习内容。每个阶段结束后，系统会出题测试，根据测试结果动态调整下一阶段的学习策略（降维解释/正常推进/进阶挑战），直到用户达成学习目标。</w:t>
       </w:r>
     </w:p>
     <w:p>
@@ -95,6 +95,7 @@
           <w:rFonts w:hint="eastAsia"/>
         </w:rPr>
       </w:pPr>
+      <w:r/>
     </w:p>
     <w:p>
       <w:pPr>
@@ -208,6 +209,7 @@
           <w:rFonts w:hint="eastAsia"/>
         </w:rPr>
       </w:pPr>
+      <w:r/>
     </w:p>
     <w:p>
       <w:pPr>
@@ -230,7 +232,7 @@
         </w:rPr>
       </w:pPr>
       <w:r>
-        <w:t>Orchestrator收到信息，调用Agent1</w:t>
+        <w:t>Orchestrator收到信息，调用学情诊断与阶段规划 Agent</w:t>
       </w:r>
     </w:p>
     <w:p>
@@ -244,7 +246,7 @@
         </w:rPr>
       </w:pPr>
       <w:r>
-        <w:t>Agent1 以用户表单字段为事实源，结合别名匹配与轻量中文语义召回识别候选知识板块，再计算画像置信度。LLM 只在候选目录内细化盲区。</w:t>
+        <w:t>学情诊断与阶段规划 Agent 以用户表单字段为事实源，结合别名匹配与轻量中文语义召回识别候选知识板块，再计算画像置信度。LLM 只在候选目录内细化盲区。</w:t>
       </w:r>
     </w:p>
     <w:p>
@@ -258,7 +260,7 @@
         </w:rPr>
       </w:pPr>
       <w:r>
-        <w:t>如果证据不足、目标属于目录外领域或出现 LoRA/LoRa 语义歧义，Agent1 返回低置信度并追问，不硬选知识板块。</w:t>
+        <w:t>如果证据不足、目标属于目录外领域或出现 LoRA/LoRa 语义歧义，学情诊断与阶段规划 Agent 返回低置信度并追问，不硬选知识板块。</w:t>
       </w:r>
     </w:p>
     <w:p>
@@ -319,6 +321,7 @@
           <w:rFonts w:hint="eastAsia"/>
         </w:rPr>
       </w:pPr>
+      <w:r/>
     </w:p>
     <w:p>
       <w:pPr>
@@ -347,17 +350,17 @@
         </w:rPr>
       </w:pPr>
       <w:r>
-        <w:t>画像置信度达标后，Orchestrator 调用 Agent1 的 generate_stage（逻辑上承担 Agent2 的阶段规划职责）。</w:t>
-      </w:r>
-    </w:p>
-    <w:p>
-      <w:pPr>
-        <w:rPr>
-          <w:rFonts w:hint="eastAsia"/>
-        </w:rPr>
-      </w:pPr>
-      <w:r>
-        <w:t>Agent1 的 generate_stage 根据已映射目标知识点的硬前置闭包、knowledge_subtopics、subtopic_status 和 daily_hours，在同一板块内选择一个或多个连续且已解锁的子知识点组成当前阶段，再返回给 Orchestrator。</w:t>
+        <w:t>画像置信度达标后，Orchestrator 调用 学情诊断与阶段规划 Agent 的 generate_stage（逻辑上承担 Agent2 的阶段规划职责）。</w:t>
+      </w:r>
+    </w:p>
+    <w:p>
+      <w:pPr>
+        <w:rPr>
+          <w:rFonts w:hint="eastAsia"/>
+        </w:rPr>
+      </w:pPr>
+      <w:r>
+        <w:t>学情诊断与阶段规划 Agent 的 generate_stage 根据已映射目标知识点的硬前置闭包、knowledge_subtopics、subtopic_status 和 daily_hours，在同一板块内选择一个或多个连续且已解锁的子知识点组成当前阶段，再返回给 Orchestrator。</w:t>
       </w:r>
     </w:p>
     <w:p>
@@ -442,6 +445,7 @@
           <w:rFonts w:hint="eastAsia"/>
         </w:rPr>
       </w:pPr>
+      <w:r/>
     </w:p>
     <w:p>
       <w:pPr>
@@ -466,35 +470,36 @@
         </w:rPr>
       </w:pPr>
       <w:r>
-        <w:t>用户点击“开始学习阶段1”，Orchestrator调用Agent3。</w:t>
-      </w:r>
-    </w:p>
-    <w:p>
-      <w:pPr>
-        <w:rPr>
-          <w:rFonts w:hint="eastAsia"/>
-        </w:rPr>
-      </w:pPr>
-      <w:r>
-        <w:t>Agent3根据当前阶段的 block_id 与 subtopic_id，从 knowledge_chunks 取得原始内容块，按块调用LLM做用户画像个性化处理；每个输出块保留 source_chunk_id、heading_path、标题级别、原文行号和来源说明，并从题库抽取对应题目的初始版本。</w:t>
-      </w:r>
-    </w:p>
-    <w:p>
-      <w:pPr>
-        <w:rPr>
-          <w:rFonts w:hint="eastAsia"/>
-        </w:rPr>
-      </w:pPr>
-      <w:r>
-        <w:t>Agent3 首轮最多并发生成2个内容块；每个块生成完成后立即交给 Agent4 独立审核，Agent4审核并发上限为2。所有块首轮审核完成后，Orchestrator按 content_block_id 分组构造一次完整 issue_package。</w:t>
-      </w:r>
-    </w:p>
-    <w:p>
-      <w:pPr>
-        <w:rPr>
-          <w:rFonts w:hint="eastAsia"/>
-        </w:rPr>
-      </w:pPr>
+        <w:t>用户点击“开始学习阶段1”，Orchestrator调用个性化学习资源生成 Agent。</w:t>
+      </w:r>
+    </w:p>
+    <w:p>
+      <w:pPr>
+        <w:rPr>
+          <w:rFonts w:hint="eastAsia"/>
+        </w:rPr>
+      </w:pPr>
+      <w:r>
+        <w:t>个性化学习资源生成 Agent根据当前阶段的 block_id 与 subtopic_id，从 knowledge_chunks 取得原始内容块，按块调用LLM做用户画像个性化处理；每个输出块保留 source_chunk_id、heading_path、标题级别、原文行号和来源说明，并从题库抽取对应题目的初始版本。</w:t>
+      </w:r>
+    </w:p>
+    <w:p>
+      <w:pPr>
+        <w:rPr>
+          <w:rFonts w:hint="eastAsia"/>
+        </w:rPr>
+      </w:pPr>
+      <w:r>
+        <w:t>个性化学习资源生成 Agent 首轮最多并发生成2个内容块；每个块生成完成后立即交给 专业知识与教学质量审核 Agent 独立审核，专业知识与教学质量审核 Agent审核并发上限为2。所有块首轮审核完成后，Orchestrator按 content_block_id 分组构造一次完整 issue_package。</w:t>
+      </w:r>
+    </w:p>
+    <w:p>
+      <w:pPr>
+        <w:rPr>
+          <w:rFonts w:hint="eastAsia"/>
+        </w:rPr>
+      </w:pPr>
+      <w:r/>
     </w:p>
     <w:p>
       <w:pPr>
@@ -521,7 +526,7 @@
         </w:rPr>
       </w:pPr>
       <w:r>
-        <w:t>Agent4 负责技术与教学质量审核（检查幻觉、技术错误、代码语法、行业规范、难度、认知负荷和风格适配）。</w:t>
+        <w:t>专业知识与教学质量审核 Agent 负责技术与教学质量审核（检查幻觉、技术错误、代码语法、行业规范、难度、认知负荷和风格适配）。</w:t>
       </w:r>
     </w:p>
     <w:p>
@@ -535,7 +540,7 @@
         </w:rPr>
       </w:pPr>
       <w:r>
-        <w:t>原 Agent5 的质量评审能力已合并到 Agent4，不再作为独立运行代理。</w:t>
+        <w:t>原 Agent5 的质量评审能力已合并到 专业知识与教学质量审核 Agent，不再作为独立运行代理。</w:t>
       </w:r>
     </w:p>
     <w:p>
@@ -549,7 +554,7 @@
         </w:rPr>
       </w:pPr>
       <w:r>
-        <w:t>Orchestrator 等待所有块完成首轮审核后，将按 content_block_id 分组的完整问题列表一次性交给 Agent3；没有问题的块不进入列表。</w:t>
+        <w:t>Orchestrator 等待所有块完成首轮审核后，将按 content_block_id 分组的完整问题列表一次性交给 个性化学习资源生成 Agent；没有问题的块不进入列表。</w:t>
       </w:r>
     </w:p>
     <w:p>
@@ -563,7 +568,7 @@
         </w:rPr>
       </w:pPr>
       <w:r>
-        <w:t>Agent3 建立待修改块队列，最多并发修改2个块；每个块修订完成后立即交给 Agent4 复核，并携带递增的 content_version 与 revision_note。</w:t>
+        <w:t>个性化学习资源生成 Agent 建立待修改块队列，最多并发修改2个块；每个块修订完成后立即交给 专业知识与教学质量审核 Agent 复核，并携带递增的 content_version 与 revision_note。</w:t>
       </w:r>
     </w:p>
     <w:p>
@@ -600,6 +605,7 @@
           <w:rFonts w:hint="eastAsia"/>
         </w:rPr>
       </w:pPr>
+      <w:r/>
     </w:p>
     <w:p>
       <w:pPr>
@@ -703,6 +709,7 @@
           <w:rFonts w:hint="eastAsia"/>
         </w:rPr>
       </w:pPr>
+      <w:r/>
     </w:p>
     <w:p>
       <w:pPr>
@@ -737,7 +744,7 @@
         </w:rPr>
       </w:pPr>
       <w:r>
-        <w:t>用户输入问题后，Orchestrator调用Agent3（答疑模式）。Agent3结合当前阶段的 block_id、subtopic_id 从 knowledge_docs/knowledge_chunks 中检索相关知识，并调用LLM生成回答。回答生成后触发 Agent4 审核（Agent5 的质量能力已合并到 Agent4，Agent5 不再独立运行）。审核通过后回答展示给用户。</w:t>
+        <w:t>用户输入问题后，Orchestrator调用个性化学习资源生成 Agent（答疑模式）。个性化学习资源生成 Agent结合当前阶段的 block_id、subtopic_id 从 knowledge_docs/knowledge_chunks 中检索相关知识，并调用LLM生成回答。回答生成后触发 专业知识与教学质量审核 Agent 审核（Agent5 的质量能力已合并到 专业知识与教学质量审核 Agent，Agent5 不再独立运行）。审核通过后回答展示给用户。</w:t>
       </w:r>
     </w:p>
     <w:p>
@@ -754,7 +761,7 @@
         <w:t>问答记录：</w:t>
       </w:r>
       <w:r>
-        <w:t> 每次问答都写入</w:t>
+        <w:t xml:space="preserve"> 每次问答都写入</w:t>
       </w:r>
       <w:proofErr w:type="spellStart"/>
       <w:r>
@@ -815,6 +822,7 @@
           <w:rFonts w:hint="eastAsia"/>
         </w:rPr>
       </w:pPr>
+      <w:r/>
     </w:p>
     <w:p>
       <w:pPr>
@@ -877,7 +885,7 @@
         </w:rPr>
       </w:pPr>
       <w:r>
-        <w:t>测试题来源：Agent3生成学习包时从数据库题库中抽取的题目，不需要Agent3每次临时生成；当前代码中的题目仍按知识板块组织，但学习阶段已经细化到子知识点。</w:t>
+        <w:t>测试题来源：个性化学习资源生成 Agent生成学习包时从数据库题库中抽取的题目，不需要个性化学习资源生成 Agent每次临时生成；当前代码中的题目仍按知识板块组织，但学习阶段已经细化到子知识点。</w:t>
       </w:r>
     </w:p>
     <w:p>
@@ -904,6 +912,7 @@
           <w:rFonts w:hint="eastAsia"/>
         </w:rPr>
       </w:pPr>
+      <w:r/>
     </w:p>
     <w:p>
       <w:pPr>
@@ -918,27 +927,27 @@
           <w:b/>
           <w:bCs/>
         </w:rPr>
-        <w:t>第六步：阶段结束 → Agent6决策下一阶段策略</w:t>
-      </w:r>
-    </w:p>
-    <w:p>
-      <w:pPr>
-        <w:rPr>
-          <w:rFonts w:hint="eastAsia"/>
-        </w:rPr>
-      </w:pPr>
-      <w:r>
-        <w:t>用户完成测试后，Orchestrator调用Agent6。</w:t>
-      </w:r>
-    </w:p>
-    <w:p>
-      <w:pPr>
-        <w:rPr>
-          <w:rFonts w:hint="eastAsia"/>
-        </w:rPr>
-      </w:pPr>
-      <w:r>
-        <w:t>Agent6接收当前阶段正确率、</w:t>
+        <w:t>第六步：阶段结束 → 学情评估与动态决策 Agent决策下一阶段策略</w:t>
+      </w:r>
+    </w:p>
+    <w:p>
+      <w:pPr>
+        <w:rPr>
+          <w:rFonts w:hint="eastAsia"/>
+        </w:rPr>
+      </w:pPr>
+      <w:r>
+        <w:t>用户完成测试后，Orchestrator调用学情评估与动态决策 Agent。</w:t>
+      </w:r>
+    </w:p>
+    <w:p>
+      <w:pPr>
+        <w:rPr>
+          <w:rFonts w:hint="eastAsia"/>
+        </w:rPr>
+      </w:pPr>
+      <w:r>
+        <w:t>学情评估与动态决策 Agent接收当前阶段正确率、</w:t>
       </w:r>
       <w:proofErr w:type="spellStart"/>
       <w:r>
@@ -955,15 +964,16 @@
           <w:rFonts w:hint="eastAsia"/>
         </w:rPr>
       </w:pPr>
-    </w:p>
-    <w:p>
-      <w:pPr>
-        <w:rPr>
-          <w:rFonts w:hint="eastAsia"/>
-        </w:rPr>
-      </w:pPr>
-      <w:r>
-        <w:t>Agent6 同时更新学习状态：将当前阶段对应的子知识点学习结果折算到知识盲区进度中，并同步更新学习节奏、信心指数等用户数据。Agent6 不重新推断或改写 Agent1 生成的 block_id、block_name、target_subtopic_ids、mapping_confidence，只更新并透传映射对应的学习状态。</w:t>
+      <w:r/>
+    </w:p>
+    <w:p>
+      <w:pPr>
+        <w:rPr>
+          <w:rFonts w:hint="eastAsia"/>
+        </w:rPr>
+      </w:pPr>
+      <w:r>
+        <w:t>学情评估与动态决策 Agent 同时更新学习状态：将当前阶段对应的子知识点学习结果折算到知识盲区进度中，并同步更新学习节奏、信心指数等用户数据。学情评估与动态决策 Agent 不重新推断或改写 学情诊断与阶段规划 Agent 生成的 block_id、block_name、target_subtopic_ids、mapping_confidence，只更新并透传映射对应的学习状态。</w:t>
       </w:r>
     </w:p>
     <w:p>
@@ -1015,7 +1025,7 @@
         </w:rPr>
       </w:pPr>
       <w:r>
-        <w:t>用户点击“生成下一阶段”后，由 Agent1 的 generate_stage 返回下一阶段信息（子知识点列表、预估时长、策略说明；可能继续推进同一知识板块下的后续子知识点）。</w:t>
+        <w:t>用户点击“生成下一阶段”后，由 学情诊断与阶段规划 Agent 的 generate_stage 返回下一阶段信息（子知识点列表、预估时长、策略说明；可能继续推进同一知识板块下的后续子知识点）。</w:t>
       </w:r>
     </w:p>
     <w:p>
@@ -1038,6 +1048,7 @@
           <w:rFonts w:hint="eastAsia"/>
         </w:rPr>
       </w:pPr>
+      <w:r/>
     </w:p>
     <w:p>
       <w:pPr>
@@ -1062,15 +1073,16 @@
         </w:rPr>
       </w:pPr>
       <w:r>
-        <w:t>complete_stage 只保存 Agent6 的更新结果；用户确认继续后，Orchestrator 调用 Agent1 的 generate_stage 生成并保存 next_stage。用户点击“开始下一阶段”后，重复第三步到第六步。</w:t>
-      </w:r>
-    </w:p>
-    <w:p>
-      <w:pPr>
-        <w:rPr>
-          <w:rFonts w:hint="eastAsia"/>
-        </w:rPr>
-      </w:pPr>
+        <w:t>complete_stage 只保存 学情评估与动态决策 Agent 的更新结果；用户确认继续后，Orchestrator 调用 学情诊断与阶段规划 Agent 的 generate_stage 生成并保存 next_stage。用户点击“开始下一阶段”后，重复第三步到第六步。</w:t>
+      </w:r>
+    </w:p>
+    <w:p>
+      <w:pPr>
+        <w:rPr>
+          <w:rFonts w:hint="eastAsia"/>
+        </w:rPr>
+      </w:pPr>
+      <w:r/>
     </w:p>
     <w:p>
       <w:pPr>
@@ -1104,6 +1116,7 @@
           <w:rFonts w:hint="eastAsia"/>
         </w:rPr>
       </w:pPr>
+      <w:r/>
     </w:p>
     <w:p>
       <w:pPr>
@@ -1167,54 +1180,6 @@
           <w:bCs/>
           <w:noProof/>
         </w:rPr>
-        <w:drawing>
-          <wp:inline distT="0" distB="0" distL="0" distR="0" wp14:anchorId="161C1C44" wp14:editId="1D168F78">
-            <wp:extent cx="3610363" cy="2156460"/>
-            <wp:effectExtent l="0" t="0" r="9525" b="0"/>
-            <wp:docPr id="2115849280" name="图片 1"/>
-            <wp:cNvGraphicFramePr>
-              <a:graphicFrameLocks xmlns:a="http://schemas.openxmlformats.org/drawingml/2006/main" noChangeAspect="1"/>
-            </wp:cNvGraphicFramePr>
-            <a:graphic xmlns:a="http://schemas.openxmlformats.org/drawingml/2006/main">
-              <a:graphicData uri="http://schemas.openxmlformats.org/drawingml/2006/picture">
-                <pic:pic xmlns:pic="http://schemas.openxmlformats.org/drawingml/2006/picture">
-                  <pic:nvPicPr>
-                    <pic:cNvPr id="0" name="Picture 1"/>
-                    <pic:cNvPicPr>
-                      <a:picLocks noChangeAspect="1" noChangeArrowheads="1"/>
-                    </pic:cNvPicPr>
-                  </pic:nvPicPr>
-                  <pic:blipFill>
-                    <a:blip r:embed="rId5">
-                      <a:extLst>
-                        <a:ext uri="{28A0092B-C50C-407E-A947-70E740481C1C}">
-                          <a14:useLocalDpi xmlns:a14="http://schemas.microsoft.com/office/drawing/2010/main" val="0"/>
-                        </a:ext>
-                      </a:extLst>
-                    </a:blip>
-                    <a:srcRect/>
-                    <a:stretch>
-                      <a:fillRect/>
-                    </a:stretch>
-                  </pic:blipFill>
-                  <pic:spPr bwMode="auto">
-                    <a:xfrm>
-                      <a:off x="0" y="0"/>
-                      <a:ext cx="3613260" cy="2158191"/>
-                    </a:xfrm>
-                    <a:prstGeom prst="rect">
-                      <a:avLst/>
-                    </a:prstGeom>
-                    <a:noFill/>
-                    <a:ln>
-                      <a:noFill/>
-                    </a:ln>
-                  </pic:spPr>
-                </pic:pic>
-              </a:graphicData>
-            </a:graphic>
-          </wp:inline>
-        </w:drawing>
       </w:r>
     </w:p>
     <w:p>
@@ -1231,62 +1196,16 @@
           <w:bCs/>
           <w:noProof/>
         </w:rPr>
-        <w:drawing>
-          <wp:inline distT="0" distB="0" distL="0" distR="0" wp14:anchorId="761FDDDA" wp14:editId="75B27909">
-            <wp:extent cx="4061163" cy="2415540"/>
-            <wp:effectExtent l="0" t="0" r="0" b="3810"/>
-            <wp:docPr id="1951213553" name="图片 2"/>
-            <wp:cNvGraphicFramePr>
-              <a:graphicFrameLocks xmlns:a="http://schemas.openxmlformats.org/drawingml/2006/main" noChangeAspect="1"/>
-            </wp:cNvGraphicFramePr>
-            <a:graphic xmlns:a="http://schemas.openxmlformats.org/drawingml/2006/main">
-              <a:graphicData uri="http://schemas.openxmlformats.org/drawingml/2006/picture">
-                <pic:pic xmlns:pic="http://schemas.openxmlformats.org/drawingml/2006/picture">
-                  <pic:nvPicPr>
-                    <pic:cNvPr id="0" name="Picture 2"/>
-                    <pic:cNvPicPr>
-                      <a:picLocks noChangeAspect="1" noChangeArrowheads="1"/>
-                    </pic:cNvPicPr>
-                  </pic:nvPicPr>
-                  <pic:blipFill>
-                    <a:blip r:embed="rId6">
-                      <a:extLst>
-                        <a:ext uri="{28A0092B-C50C-407E-A947-70E740481C1C}">
-                          <a14:useLocalDpi xmlns:a14="http://schemas.microsoft.com/office/drawing/2010/main" val="0"/>
-                        </a:ext>
-                      </a:extLst>
-                    </a:blip>
-                    <a:srcRect/>
-                    <a:stretch>
-                      <a:fillRect/>
-                    </a:stretch>
-                  </pic:blipFill>
-                  <pic:spPr bwMode="auto">
-                    <a:xfrm>
-                      <a:off x="0" y="0"/>
-                      <a:ext cx="4066441" cy="2418680"/>
-                    </a:xfrm>
-                    <a:prstGeom prst="rect">
-                      <a:avLst/>
-                    </a:prstGeom>
-                    <a:noFill/>
-                    <a:ln>
-                      <a:noFill/>
-                    </a:ln>
-                  </pic:spPr>
-                </pic:pic>
-              </a:graphicData>
-            </a:graphic>
-          </wp:inline>
-        </w:drawing>
-      </w:r>
-    </w:p>
-    <w:p>
-      <w:r>
-        <w:t>用户输入问题后，Orchestrator调用Agent3（答疑模式）。Agent3结合当前阶段的 block_id、subtopic_id 从 knowledge_docs/knowledge_chunks 中检索相关知识，并调用LLM生成回答。回答生成后由 Agent4 统一进行技术与质量审核（Agent5 已合并，不再独立运行），审核通过后回答展示给用户。</w:t>
+      </w:r>
+    </w:p>
+    <w:p>
+      <w:r>
+        <w:t>用户输入问题后，Orchestrator调用个性化学习资源生成 Agent（答疑模式）。个性化学习资源生成 Agent结合当前阶段的 block_id、subtopic_id 从 knowledge_docs/knowledge_chunks 中检索相关知识，并调用LLM生成回答。回答生成后由 专业知识与教学质量审核 Agent 统一进行技术与质量审核（Agent5 已合并，不再独立运行），审核通过后回答展示给用户。</w:t>
       </w:r>
     </w:p>
     <w:sectPr>
+      <w:headerReference w:type="default" r:id="rId9"/>
+      <w:footerReference w:type="default" r:id="rId10"/>
       <w:pgSz w:w="11906" w:h="16838"/>
       <w:pgMar w:top="1440" w:right="1800" w:bottom="1440" w:left="1800" w:header="851" w:footer="992" w:gutter="0"/>
       <w:cols w:space="425"/>
@@ -1294,6 +1213,28 @@
     </w:sectPr>
   </w:body>
 </w:document>
+</file>
+
+<file path=word/footer1.xml><?xml version="1.0" encoding="utf-8"?>
+<w:ftr xmlns:m="http://schemas.openxmlformats.org/officeDocument/2006/math" xmlns:mc="http://schemas.openxmlformats.org/markup-compatibility/2006" xmlns:mo="http://schemas.microsoft.com/office/mac/office/2008/main" xmlns:mv="urn:schemas-microsoft-com:mac:vml" xmlns:o="urn:schemas-microsoft-com:office:office" xmlns:r="http://schemas.openxmlformats.org/officeDocument/2006/relationships" xmlns:v="urn:schemas-microsoft-com:vml" xmlns:w10="urn:schemas-microsoft-com:office:word" xmlns:w14="http://schemas.microsoft.com/office/word/2010/wordml" xmlns:w="http://schemas.openxmlformats.org/wordprocessingml/2006/main" xmlns:wne="http://schemas.microsoft.com/office/word/2006/wordml" xmlns:wp14="http://schemas.microsoft.com/office/word/2010/wordprocessingDrawing" xmlns:wp="http://schemas.openxmlformats.org/drawingml/2006/wordprocessingDrawing" xmlns:wpc="http://schemas.microsoft.com/office/word/2010/wordprocessingCanvas" xmlns:wpg="http://schemas.microsoft.com/office/word/2010/wordprocessingGroup" xmlns:wpi="http://schemas.microsoft.com/office/word/2010/wordprocessingInk" xmlns:wps="http://schemas.microsoft.com/office/word/2010/wordprocessingShape" mc:Ignorable="w14 wp14">
+  <w:p>
+    <w:pPr>
+      <w:pStyle w:val="Footer"/>
+    </w:pPr>
+    <w:r/>
+  </w:p>
+</w:ftr>
+</file>
+
+<file path=word/header1.xml><?xml version="1.0" encoding="utf-8"?>
+<w:hdr xmlns:m="http://schemas.openxmlformats.org/officeDocument/2006/math" xmlns:mc="http://schemas.openxmlformats.org/markup-compatibility/2006" xmlns:mo="http://schemas.microsoft.com/office/mac/office/2008/main" xmlns:mv="urn:schemas-microsoft-com:mac:vml" xmlns:o="urn:schemas-microsoft-com:office:office" xmlns:r="http://schemas.openxmlformats.org/officeDocument/2006/relationships" xmlns:v="urn:schemas-microsoft-com:vml" xmlns:w10="urn:schemas-microsoft-com:office:word" xmlns:w14="http://schemas.microsoft.com/office/word/2010/wordml" xmlns:w="http://schemas.openxmlformats.org/wordprocessingml/2006/main" xmlns:wne="http://schemas.microsoft.com/office/word/2006/wordml" xmlns:wp14="http://schemas.microsoft.com/office/word/2010/wordprocessingDrawing" xmlns:wp="http://schemas.openxmlformats.org/drawingml/2006/wordprocessingDrawing" xmlns:wpc="http://schemas.microsoft.com/office/word/2010/wordprocessingCanvas" xmlns:wpg="http://schemas.microsoft.com/office/word/2010/wordprocessingGroup" xmlns:wpi="http://schemas.microsoft.com/office/word/2010/wordprocessingInk" xmlns:wps="http://schemas.microsoft.com/office/word/2010/wordprocessingShape" mc:Ignorable="w14 wp14">
+  <w:p>
+    <w:pPr>
+      <w:pStyle w:val="Header"/>
+    </w:pPr>
+    <w:r/>
+  </w:p>
+</w:hdr>
 </file>
 
 <file path=word/numbering.xml><?xml version="1.0" encoding="utf-8"?>

--- a/完整版全部流程.docx
+++ b/完整版全部流程.docx
@@ -350,7 +350,7 @@
         </w:rPr>
       </w:pPr>
       <w:r>
-        <w:t>画像置信度达标后，Orchestrator 调用 学情诊断与阶段规划 Agent 的 generate_stage（逻辑上承担 Agent2 的阶段规划职责）。</w:t>
+        <w:t>画像置信度达标后，Orchestrator 调用 学情诊断与阶段规划 Agent 的 generate_stage。</w:t>
       </w:r>
     </w:p>
     <w:p>
@@ -490,7 +490,7 @@
         </w:rPr>
       </w:pPr>
       <w:r>
-        <w:t>个性化学习资源生成 Agent 首轮最多并发生成2个内容块；每个块生成完成后立即交给 专业知识与教学质量审核 Agent 独立审核，专业知识与教学质量审核 Agent审核并发上限为2。所有块首轮审核完成后，Orchestrator按 content_block_id 分组构造一次完整 issue_package。</w:t>
+        <w:t>个性化学习资源生成 Agent 按模型提供方配置并发生成内容块（当前配置为云端5、本地3）；每个块生成完成后立即交给 专业知识与教学质量审核 Agent 独立审核，专业知识与教学质量审核 Agent审核使用独立并发槽，当前配置为云端5、本地3。所有块首轮审核完成后，Orchestrator按 content_block_id 分组构造一次完整 issue_package。</w:t>
       </w:r>
     </w:p>
     <w:p>
@@ -540,7 +540,7 @@
         </w:rPr>
       </w:pPr>
       <w:r>
-        <w:t>原 Agent5 的质量评审能力已合并到 专业知识与教学质量审核 Agent，不再作为独立运行代理。</w:t>
+        <w:t>专业知识与教学质量审核 Agent 统一承担技术与教学质量审核。</w:t>
       </w:r>
     </w:p>
     <w:p>
@@ -568,7 +568,7 @@
         </w:rPr>
       </w:pPr>
       <w:r>
-        <w:t>个性化学习资源生成 Agent 建立待修改块队列，最多并发修改2个块；每个块修订完成后立即交给 专业知识与教学质量审核 Agent 复核，并携带递增的 content_version 与 revision_note。</w:t>
+        <w:t>个性化学习资源生成 Agent 建立待修改块队列，按模型提供方配置并发修改（当前配置为云端5、本地3）；每个块修订完成后立即交给 专业知识与教学质量审核 Agent 复核，并携带递增的 content_version 与 revision_note。</w:t>
       </w:r>
     </w:p>
     <w:p>
@@ -744,7 +744,7 @@
         </w:rPr>
       </w:pPr>
       <w:r>
-        <w:t>用户输入问题后，Orchestrator调用个性化学习资源生成 Agent（答疑模式）。个性化学习资源生成 Agent结合当前阶段的 block_id、subtopic_id 从 knowledge_docs/knowledge_chunks 中检索相关知识，并调用LLM生成回答。回答生成后触发 专业知识与教学质量审核 Agent 审核（Agent5 的质量能力已合并到 专业知识与教学质量审核 Agent，Agent5 不再独立运行）。审核通过后回答展示给用户。</w:t>
+        <w:t>用户输入问题后，Orchestrator调用个性化学习资源生成 Agent（答疑模式）。个性化学习资源生成 Agent结合当前阶段的 block_id、subtopic_id 从 knowledge_docs/knowledge_chunks 中检索相关知识，并调用LLM生成回答。回答生成后触发 专业知识与教学质量审核 Agent 审核。审核通过后回答展示给用户。</w:t>
       </w:r>
     </w:p>
     <w:p>
@@ -1200,7 +1200,7 @@
     </w:p>
     <w:p>
       <w:r>
-        <w:t>用户输入问题后，Orchestrator调用个性化学习资源生成 Agent（答疑模式）。个性化学习资源生成 Agent结合当前阶段的 block_id、subtopic_id 从 knowledge_docs/knowledge_chunks 中检索相关知识，并调用LLM生成回答。回答生成后由 专业知识与教学质量审核 Agent 统一进行技术与质量审核（Agent5 已合并，不再独立运行），审核通过后回答展示给用户。</w:t>
+        <w:t>用户输入问题后，Orchestrator调用个性化学习资源生成 Agent（答疑模式）。个性化学习资源生成 Agent结合当前阶段的 block_id、subtopic_id 从 knowledge_docs/knowledge_chunks 中检索相关知识，并调用LLM生成回答。回答生成后由 专业知识与教学质量审核 Agent 统一进行技术与质量审核，审核通过后回答展示给用户。</w:t>
       </w:r>
     </w:p>
     <w:sectPr>
